--- a/CÔNG TY HẢI DUYÊN PHÁT/HaiDuyePhat_ThayDoiDiaChi/HaiDuyenPhat_DeNghiThayDoi.docx
+++ b/CÔNG TY HẢI DUYÊN PHÁT/HaiDuyePhat_ThayDoiDiaChi/HaiDuyenPhat_DeNghiThayDoi.docx
@@ -1,6 +1,6 @@
 
 <file path=word/document.xml><?xml version="1.0" encoding="utf-8"?>
-<w:document xmlns:wpc="http://schemas.microsoft.com/office/word/2010/wordprocessingCanvas" xmlns:cx="http://schemas.microsoft.com/office/drawing/2014/chartex" xmlns:mc="http://schemas.openxmlformats.org/markup-compatibility/2006" xmlns:o="urn:schemas-microsoft-com:office:office" xmlns:r="http://schemas.openxmlformats.org/officeDocument/2006/relationships" xmlns:m="http://schemas.openxmlformats.org/officeDocument/2006/math" xmlns:v="urn:schemas-microsoft-com:vml" xmlns:wp14="http://schemas.microsoft.com/office/word/2010/wordprocessingDrawing" xmlns:wp="http://schemas.openxmlformats.org/drawingml/2006/wordprocessingDrawing" xmlns:w10="urn:schemas-microsoft-com:office:word" xmlns:w="http://schemas.openxmlformats.org/wordprocessingml/2006/main" xmlns:w14="http://schemas.microsoft.com/office/word/2010/wordml" xmlns:w15="http://schemas.microsoft.com/office/word/2012/wordml" xmlns:w16se="http://schemas.microsoft.com/office/word/2015/wordml/symex" xmlns:wpg="http://schemas.microsoft.com/office/word/2010/wordprocessingGroup" xmlns:wpi="http://schemas.microsoft.com/office/word/2010/wordprocessingInk" xmlns:wne="http://schemas.microsoft.com/office/word/2006/wordml" xmlns:wps="http://schemas.microsoft.com/office/word/2010/wordprocessingShape" mc:Ignorable="w14 w15 w16se wp14">
+<w:document xmlns:wpc="http://schemas.microsoft.com/office/word/2010/wordprocessingCanvas" xmlns:cx="http://schemas.microsoft.com/office/drawing/2014/chartex" xmlns:cx1="http://schemas.microsoft.com/office/drawing/2015/9/8/chartex" xmlns:mc="http://schemas.openxmlformats.org/markup-compatibility/2006" xmlns:o="urn:schemas-microsoft-com:office:office" xmlns:r="http://schemas.openxmlformats.org/officeDocument/2006/relationships" xmlns:m="http://schemas.openxmlformats.org/officeDocument/2006/math" xmlns:v="urn:schemas-microsoft-com:vml" xmlns:wp14="http://schemas.microsoft.com/office/word/2010/wordprocessingDrawing" xmlns:wp="http://schemas.openxmlformats.org/drawingml/2006/wordprocessingDrawing" xmlns:w10="urn:schemas-microsoft-com:office:word" xmlns:w="http://schemas.openxmlformats.org/wordprocessingml/2006/main" xmlns:w14="http://schemas.microsoft.com/office/word/2010/wordml" xmlns:w15="http://schemas.microsoft.com/office/word/2012/wordml" xmlns:w16se="http://schemas.microsoft.com/office/word/2015/wordml/symex" xmlns:wpg="http://schemas.microsoft.com/office/word/2010/wordprocessingGroup" xmlns:wpi="http://schemas.microsoft.com/office/word/2010/wordprocessingInk" xmlns:wne="http://schemas.microsoft.com/office/word/2006/wordml" xmlns:wps="http://schemas.microsoft.com/office/word/2010/wordprocessingShape" mc:Ignorable="w14 w15 w16se wp14">
   <w:body>
     <w:p>
       <w:pPr>
@@ -175,7 +175,7 @@
                     </wp:anchor>
                   </w:drawing>
                 </mc:Choice>
-                <mc:Fallback xmlns:cx1="http://schemas.microsoft.com/office/drawing/2015/9/8/chartex">
+                <mc:Fallback>
                   <w:pict>
                     <v:line w14:anchorId="1D12A4BF" id="Line 159" o:spid="_x0000_s1026" style="position:absolute;z-index:251682816;visibility:visible;mso-wrap-style:square;mso-width-percent:0;mso-height-percent:0;mso-wrap-distance-left:9pt;mso-wrap-distance-top:-3e-5mm;mso-wrap-distance-right:9pt;mso-wrap-distance-bottom:-3e-5mm;mso-position-horizontal:center;mso-position-horizontal-relative:margin;mso-position-vertical:absolute;mso-position-vertical-relative:text;mso-width-percent:0;mso-height-percent:0;mso-width-relative:page;mso-height-relative:page" from="0,15.5pt" to="158.75pt,15.5pt" o:gfxdata="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">
                       <w10:wrap anchorx="margin"/>
@@ -411,7 +411,7 @@
               </wp:anchor>
             </w:drawing>
           </mc:Choice>
-          <mc:Fallback xmlns:cx1="http://schemas.microsoft.com/office/drawing/2015/9/8/chartex">
+          <mc:Fallback>
             <w:pict>
               <v:line w14:anchorId="70E5418D" id="Straight Connector 1" o:spid="_x0000_s1026" style="position:absolute;z-index:251683840;visibility:visible;mso-wrap-style:square;mso-width-percent:0;mso-wrap-distance-left:9pt;mso-wrap-distance-top:0;mso-wrap-distance-right:9pt;mso-wrap-distance-bottom:0;mso-position-horizontal:center;mso-position-horizontal-relative:margin;mso-position-vertical:absolute;mso-position-vertical-relative:text;mso-width-percent:0;mso-width-relative:margin" from="0,66.95pt" to="111.65pt,66.95pt" o:gfxdata="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" strokecolor="windowText" strokeweight=".5pt">
                 <v:stroke joinstyle="miter"/>
@@ -1300,7 +1300,7 @@
               </wp:anchor>
             </w:drawing>
           </mc:Choice>
-          <mc:Fallback xmlns:cx1="http://schemas.microsoft.com/office/drawing/2015/9/8/chartex">
+          <mc:Fallback>
             <w:pict>
               <v:rect w14:anchorId="150B91A8" id="Rectangle 800" o:spid="_x0000_s1026" style="position:absolute;margin-left:398.8pt;margin-top:62.75pt;width:20.15pt;height:15.95pt;z-index:251665408;visibility:visible;mso-wrap-style:none;mso-width-percent:0;mso-height-percent:0;mso-wrap-distance-left:9pt;mso-wrap-distance-top:0;mso-wrap-distance-right:9pt;mso-wrap-distance-bottom:0;mso-position-horizontal:absolute;mso-position-horizontal-relative:text;mso-position-vertical:absolute;mso-position-vertical-relative:text;mso-width-percent:0;mso-height-percent:0;mso-width-relative:page;mso-height-relative:page;v-text-anchor:middle" o:gfxdata="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" strokeweight=".26mm">
                 <v:stroke endcap="square"/>
@@ -1375,7 +1375,7 @@
               </wp:anchor>
             </w:drawing>
           </mc:Choice>
-          <mc:Fallback xmlns:cx1="http://schemas.microsoft.com/office/drawing/2015/9/8/chartex">
+          <mc:Fallback>
             <w:pict>
               <v:rect w14:anchorId="3C0D0F71" id="Rectangle 826" o:spid="_x0000_s1026" style="position:absolute;margin-left:398.8pt;margin-top:86.4pt;width:20.15pt;height:15.95pt;z-index:251666432;visibility:visible;mso-wrap-style:none;mso-width-percent:0;mso-height-percent:0;mso-wrap-distance-left:9pt;mso-wrap-distance-top:0;mso-wrap-distance-right:9pt;mso-wrap-distance-bottom:0;mso-position-horizontal:absolute;mso-position-horizontal-relative:text;mso-position-vertical:absolute;mso-position-vertical-relative:text;mso-width-percent:0;mso-height-percent:0;mso-width-relative:page;mso-height-relative:page;v-text-anchor:middle" o:gfxdata="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" strokeweight=".26mm">
                 <v:stroke endcap="square"/>
@@ -2520,19 +2520,7 @@
           <w:szCs w:val="28"/>
           <w:lang w:val="fr-FR"/>
         </w:rPr>
-        <w:t>Doanh nghiệp phải đánh dấu X vào ô vuông tương ứng với khu công nghệ cao nếu nộp hồ sơ tới Ban quản lý khu công nghệ cao</w:t>
-      </w:r>
-      <w:proofErr w:type="gramStart"/>
-      <w:r>
-        <w:rPr>
-          <w:rFonts w:ascii="Times New Roman" w:eastAsia="Times New Roman" w:hAnsi="Times New Roman" w:cs="Times New Roman"/>
-          <w:i/>
-          <w:spacing w:val="-4"/>
-          <w:sz w:val="28"/>
-          <w:szCs w:val="28"/>
-          <w:lang w:val="fr-FR"/>
-        </w:rPr>
-        <w:t>)</w:t>
+        <w:t>Doanh nghiệp phải đánh dấu X vào ô vuông tương ứng với khu công nghệ cao nếu nộp hồ sơ tới Ban quản lý khu công nghệ cao)</w:t>
       </w:r>
       <w:r>
         <w:rPr>
@@ -2544,7 +2532,6 @@
         </w:rPr>
         <w:t>:</w:t>
       </w:r>
-      <w:proofErr w:type="gramEnd"/>
     </w:p>
     <w:tbl>
       <w:tblPr>
@@ -3510,6 +3497,8 @@
           <w:szCs w:val="28"/>
         </w:rPr>
       </w:pPr>
+      <w:bookmarkStart w:id="8" w:name="_GoBack"/>
+      <w:bookmarkEnd w:id="8"/>
       <w:r>
         <w:rPr>
           <w:rFonts w:ascii="Times New Roman" w:eastAsia="Calibri" w:hAnsi="Times New Roman" w:cs="Times New Roman"/>
@@ -4155,13 +4144,6 @@
                 <w:sz w:val="24"/>
               </w:rPr>
             </w:pPr>
-            <w:r>
-              <w:rPr>
-                <w:rFonts w:ascii="Times New Roman" w:eastAsia="Times New Roman" w:hAnsi="Times New Roman" w:cs="Times New Roman"/>
-                <w:sz w:val="24"/>
-              </w:rPr>
-              <w:t>X</w:t>
-            </w:r>
           </w:p>
         </w:tc>
       </w:tr>
@@ -4327,6 +4309,119 @@
           </w:p>
         </w:tc>
       </w:tr>
+      <w:tr>
+        <w:tc>
+          <w:tcPr>
+            <w:tcW w:w="810" w:type="dxa"/>
+          </w:tcPr>
+          <w:p>
+            <w:pPr>
+              <w:spacing w:after="0" w:line="240" w:lineRule="auto"/>
+              <w:jc w:val="center"/>
+              <w:rPr>
+                <w:rFonts w:ascii="Times New Roman" w:eastAsia="Times New Roman" w:hAnsi="Times New Roman" w:cs="Times New Roman"/>
+                <w:sz w:val="24"/>
+              </w:rPr>
+            </w:pPr>
+            <w:r>
+              <w:rPr>
+                <w:rFonts w:ascii="Times New Roman" w:eastAsia="Times New Roman" w:hAnsi="Times New Roman" w:cs="Times New Roman"/>
+                <w:sz w:val="24"/>
+              </w:rPr>
+              <w:t>4</w:t>
+            </w:r>
+          </w:p>
+        </w:tc>
+        <w:tc>
+          <w:tcPr>
+            <w:tcW w:w="5466" w:type="dxa"/>
+          </w:tcPr>
+          <w:p>
+            <w:pPr>
+              <w:spacing w:after="0" w:line="240" w:lineRule="auto"/>
+              <w:rPr>
+                <w:rFonts w:ascii="Times New Roman" w:eastAsia="Times New Roman" w:hAnsi="Times New Roman" w:cs="Times New Roman"/>
+                <w:sz w:val="24"/>
+              </w:rPr>
+            </w:pPr>
+            <w:r>
+              <w:rPr>
+                <w:rFonts w:ascii="Times New Roman" w:eastAsia="Times New Roman" w:hAnsi="Times New Roman" w:cs="Times New Roman"/>
+                <w:sz w:val="24"/>
+              </w:rPr>
+              <w:t>Sản xuất giày, dép</w:t>
+            </w:r>
+          </w:p>
+          <w:p>
+            <w:pPr>
+              <w:spacing w:after="0" w:line="240" w:lineRule="auto"/>
+              <w:rPr>
+                <w:rFonts w:ascii="Times New Roman" w:eastAsia="Calibri" w:hAnsi="Times New Roman" w:cs="Times New Roman"/>
+                <w:sz w:val="24"/>
+                <w:szCs w:val="24"/>
+              </w:rPr>
+            </w:pPr>
+            <w:r>
+              <w:rPr>
+                <w:rFonts w:ascii="Times New Roman" w:eastAsia="Calibri" w:hAnsi="Times New Roman" w:cs="Times New Roman"/>
+              </w:rPr>
+              <w:t>Chi tiết: Gia công đệm, lót, đế giày các loại; phun sơn đế, đệm</w:t>
+            </w:r>
+          </w:p>
+          <w:p>
+            <w:pPr>
+              <w:spacing w:after="0" w:line="240" w:lineRule="auto"/>
+              <w:rPr>
+                <w:rFonts w:ascii="Times New Roman" w:eastAsia="Times New Roman" w:hAnsi="Times New Roman" w:cs="Times New Roman"/>
+                <w:sz w:val="24"/>
+              </w:rPr>
+            </w:pPr>
+          </w:p>
+        </w:tc>
+        <w:tc>
+          <w:tcPr>
+            <w:tcW w:w="901" w:type="dxa"/>
+          </w:tcPr>
+          <w:p>
+            <w:pPr>
+              <w:spacing w:after="0" w:line="240" w:lineRule="auto"/>
+              <w:rPr>
+                <w:rFonts w:ascii="Times New Roman" w:eastAsia="Times New Roman" w:hAnsi="Times New Roman" w:cs="Times New Roman"/>
+                <w:sz w:val="24"/>
+              </w:rPr>
+            </w:pPr>
+            <w:r>
+              <w:rPr>
+                <w:rFonts w:ascii="Times New Roman" w:eastAsia="Times New Roman" w:hAnsi="Times New Roman" w:cs="Times New Roman"/>
+                <w:sz w:val="24"/>
+              </w:rPr>
+              <w:t>1520</w:t>
+            </w:r>
+          </w:p>
+        </w:tc>
+        <w:tc>
+          <w:tcPr>
+            <w:tcW w:w="2037" w:type="dxa"/>
+          </w:tcPr>
+          <w:p>
+            <w:pPr>
+              <w:spacing w:after="0" w:line="240" w:lineRule="auto"/>
+              <w:jc w:val="center"/>
+              <w:rPr>
+                <w:rFonts w:ascii="Times New Roman" w:eastAsia="Times New Roman" w:hAnsi="Times New Roman" w:cs="Times New Roman"/>
+                <w:sz w:val="24"/>
+              </w:rPr>
+            </w:pPr>
+            <w:r>
+              <w:rPr>
+                <w:rFonts w:ascii="Times New Roman" w:eastAsia="Times New Roman" w:hAnsi="Times New Roman" w:cs="Times New Roman"/>
+                <w:sz w:val="24"/>
+              </w:rPr>
+              <w:t>X</w:t>
+            </w:r>
+          </w:p>
+        </w:tc>
+      </w:tr>
     </w:tbl>
     <w:p>
       <w:pPr>
@@ -4409,7 +4504,15 @@
           <w:rFonts w:ascii="Times New Roman" w:eastAsia="Calibri" w:hAnsi="Times New Roman" w:cs="Times New Roman"/>
           <w:sz w:val="28"/>
         </w:rPr>
-        <w:t>- Trường hợp doanh nghiệp thay đổi ngành, nghề kinh doanh từ ngành này sang ngành khác, doanh nghiệp kê khai đồng thời tại mục 1, 2 nêu trên, cụ thể như sau: kê khai ngành, nghề kinh doanh mới tại mục 1; kê khai ngành, nghề kinh doanh cũ tại mục 2.</w:t>
+        <w:t xml:space="preserve">- Trường hợp doanh nghiệp thay đổi ngành, nghề kinh doanh từ ngành này sang ngành khác, doanh nghiệp kê khai đồng thời tại mục 1, 2 nêu trên, cụ thể như </w:t>
+      </w:r>
+      <w:r>
+        <w:rPr>
+          <w:rFonts w:ascii="Times New Roman" w:eastAsia="Calibri" w:hAnsi="Times New Roman" w:cs="Times New Roman"/>
+          <w:sz w:val="28"/>
+        </w:rPr>
+        <w:lastRenderedPageBreak/>
+        <w:t>sau: kê khai ngành, nghề kinh doanh mới tại mục 1; kê khai ngành, nghề kinh doanh cũ tại mục 2.</w:t>
       </w:r>
     </w:p>
     <w:p>
@@ -4427,7 +4530,6 @@
           <w:rFonts w:ascii="Times New Roman" w:eastAsia="Calibri" w:hAnsi="Times New Roman" w:cs="Times New Roman"/>
           <w:sz w:val="28"/>
         </w:rPr>
-        <w:lastRenderedPageBreak/>
         <w:t>- Trường hợp doanh nghiệp thay đổi ngành, nghề kinh doanh chính từ ngành này sang ngành khác nhưng không thay đổi danh sách ngành, nghề kinh doanh đã đăng ký, doanh nghiệp thực hiện cập nhật, bổ sung thông tin đăng ký doanh nghiệp theo quy định tại khoản 1 Điều 57 Nghị định số 168/2025/NĐ-CP ngày 30/6/2025 của Chính phủ về đăng ký doanh nghiệp.</w:t>
       </w:r>
     </w:p>
@@ -4750,8 +4852,6 @@
               </w:rPr>
               <w:t>ữ</w:t>
             </w:r>
-            <w:bookmarkStart w:id="8" w:name="_GoBack"/>
-            <w:bookmarkEnd w:id="8"/>
           </w:p>
           <w:p>
             <w:pPr>
@@ -4921,19 +5021,8 @@
                 <w:szCs w:val="28"/>
                 <w:lang w:eastAsia="zh-CN"/>
               </w:rPr>
-              <w:t xml:space="preserve">Họ, chữ đệm và tên Kế toán trưởng/Phụ trách kế </w:t>
-            </w:r>
-            <w:proofErr w:type="gramStart"/>
-            <w:r>
-              <w:rPr>
-                <w:rFonts w:ascii="Times New Roman" w:eastAsia="Times New Roman" w:hAnsi="Times New Roman" w:cs="Times New Roman"/>
-                <w:sz w:val="28"/>
-                <w:szCs w:val="28"/>
-                <w:lang w:eastAsia="zh-CN"/>
-              </w:rPr>
-              <w:t>toán:................................</w:t>
-            </w:r>
-            <w:proofErr w:type="gramEnd"/>
+              <w:t>Họ, chữ đệm và tên Kế toán trưởng/Phụ trách kế toán:................................</w:t>
+            </w:r>
           </w:p>
           <w:p>
             <w:pPr>
@@ -5237,7 +5326,6 @@
               </w:rPr>
               <w:t>nếu có</w:t>
             </w:r>
-            <w:proofErr w:type="gramStart"/>
             <w:r>
               <w:rPr>
                 <w:rFonts w:ascii="Times New Roman" w:eastAsia="Times New Roman" w:hAnsi="Times New Roman" w:cs="Times New Roman"/>
@@ -5245,17 +5333,7 @@
                 <w:szCs w:val="28"/>
                 <w:lang w:eastAsia="zh-CN"/>
               </w:rPr>
-              <w:t>):…</w:t>
-            </w:r>
-            <w:proofErr w:type="gramEnd"/>
-            <w:r>
-              <w:rPr>
-                <w:rFonts w:ascii="Times New Roman" w:eastAsia="Times New Roman" w:hAnsi="Times New Roman" w:cs="Times New Roman"/>
-                <w:sz w:val="28"/>
-                <w:szCs w:val="28"/>
-                <w:lang w:eastAsia="zh-CN"/>
-              </w:rPr>
-              <w:t>……………..</w:t>
+              <w:t>):………………..</w:t>
             </w:r>
           </w:p>
           <w:p>
@@ -5703,7 +5781,7 @@
                           </wp:anchor>
                         </w:drawing>
                       </mc:Choice>
-                      <mc:Fallback xmlns:cx1="http://schemas.microsoft.com/office/drawing/2015/9/8/chartex">
+                      <mc:Fallback>
                         <w:pict>
                           <v:rect w14:anchorId="615F1FCB" id="Rectangle 33" o:spid="_x0000_s1026" style="position:absolute;margin-left:175.95pt;margin-top:1.3pt;width:22.75pt;height:18.55pt;z-index:251689984;visibility:visible;mso-wrap-style:none;mso-width-percent:0;mso-height-percent:0;mso-wrap-distance-left:9pt;mso-wrap-distance-top:0;mso-wrap-distance-right:9pt;mso-wrap-distance-bottom:0;mso-position-horizontal:absolute;mso-position-horizontal-relative:text;mso-position-vertical:absolute;mso-position-vertical-relative:text;mso-width-percent:0;mso-height-percent:0;mso-width-relative:page;mso-height-relative:page;v-text-anchor:middle" o:gfxdata="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" strokeweight=".26mm">
                             <v:stroke endcap="square"/>
@@ -5839,7 +5917,7 @@
                           </wp:anchor>
                         </w:drawing>
                       </mc:Choice>
-                      <mc:Fallback xmlns:cx1="http://schemas.microsoft.com/office/drawing/2015/9/8/chartex">
+                      <mc:Fallback>
                         <w:pict>
                           <v:rect w14:anchorId="3F7BE159" id="Rectangle 33" o:spid="_x0000_s1026" style="position:absolute;margin-left:0;margin-top:2.9pt;width:22.75pt;height:18.55pt;z-index:251688960;visibility:visible;mso-wrap-style:none;mso-width-percent:0;mso-height-percent:0;mso-wrap-distance-left:9pt;mso-wrap-distance-top:0;mso-wrap-distance-right:9pt;mso-wrap-distance-bottom:0;mso-position-horizontal:center;mso-position-horizontal-relative:margin;mso-position-vertical:absolute;mso-position-vertical-relative:text;mso-width-percent:0;mso-height-percent:0;mso-width-relative:page;mso-height-relative:page;v-text-anchor:middle" o:gfxdata="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" strokeweight=".26mm">
                             <v:stroke endcap="square"/>
@@ -6307,7 +6385,7 @@
                           </wp:anchor>
                         </w:drawing>
                       </mc:Choice>
-                      <mc:Fallback xmlns:cx1="http://schemas.microsoft.com/office/drawing/2015/9/8/chartex">
+                      <mc:Fallback>
                         <w:pict>
                           <v:rect w14:anchorId="5B46D748" id="Rectangle 947" o:spid="_x0000_s1026" style="position:absolute;margin-left:57.55pt;margin-top:3.55pt;width:20.45pt;height:18.5pt;z-index:251685888;visibility:visible;mso-wrap-style:none;mso-width-percent:0;mso-height-percent:0;mso-wrap-distance-left:9pt;mso-wrap-distance-top:0;mso-wrap-distance-right:9pt;mso-wrap-distance-bottom:0;mso-position-horizontal:absolute;mso-position-horizontal-relative:text;mso-position-vertical:absolute;mso-position-vertical-relative:text;mso-width-percent:0;mso-height-percent:0;mso-width-relative:page;mso-height-relative:page;v-text-anchor:middle" o:gfxdata="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" strokeweight=".26mm">
                             <v:stroke endcap="square"/>
@@ -6836,7 +6914,7 @@
                           </wp:anchor>
                         </w:drawing>
                       </mc:Choice>
-                      <mc:Fallback xmlns:cx1="http://schemas.microsoft.com/office/drawing/2015/9/8/chartex">
+                      <mc:Fallback>
                         <w:pict>
                           <v:rect w14:anchorId="6C534AEE" id="Rectangle 92" o:spid="_x0000_s1026" style="position:absolute;margin-left:9.6pt;margin-top:.55pt;width:20.45pt;height:18.5pt;z-index:251692032;visibility:visible;mso-wrap-style:none;mso-width-percent:0;mso-height-percent:0;mso-wrap-distance-left:9pt;mso-wrap-distance-top:0;mso-wrap-distance-right:9pt;mso-wrap-distance-bottom:0;mso-position-horizontal:absolute;mso-position-horizontal-relative:text;mso-position-vertical:absolute;mso-position-vertical-relative:text;mso-width-percent:0;mso-height-percent:0;mso-width-relative:page;mso-height-relative:page;v-text-anchor:middle" o:gfxdata="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" strokeweight=".26mm">
                             <v:stroke endcap="square"/>
@@ -6959,7 +7037,7 @@
                           </wp:anchor>
                         </w:drawing>
                       </mc:Choice>
-                      <mc:Fallback xmlns:cx1="http://schemas.microsoft.com/office/drawing/2015/9/8/chartex">
+                      <mc:Fallback>
                         <w:pict>
                           <v:rect w14:anchorId="6E1A9EA3" id="Rectangle 91" o:spid="_x0000_s1026" style="position:absolute;margin-left:9.6pt;margin-top:1.45pt;width:20.45pt;height:18.5pt;z-index:251693056;visibility:visible;mso-wrap-style:none;mso-width-percent:0;mso-height-percent:0;mso-wrap-distance-left:9pt;mso-wrap-distance-top:0;mso-wrap-distance-right:9pt;mso-wrap-distance-bottom:0;mso-position-horizontal:absolute;mso-position-horizontal-relative:text;mso-position-vertical:absolute;mso-position-vertical-relative:text;mso-width-percent:0;mso-height-percent:0;mso-width-relative:page;mso-height-relative:page;v-text-anchor:middle" o:gfxdata="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" strokeweight=".26mm">
                             <v:stroke endcap="square"/>
@@ -7082,7 +7160,7 @@
                           </wp:anchor>
                         </w:drawing>
                       </mc:Choice>
-                      <mc:Fallback xmlns:cx1="http://schemas.microsoft.com/office/drawing/2015/9/8/chartex">
+                      <mc:Fallback>
                         <w:pict>
                           <v:rect w14:anchorId="03C1AF18" id="Rectangle 90" o:spid="_x0000_s1026" style="position:absolute;margin-left:9.6pt;margin-top:2pt;width:20.45pt;height:18.5pt;z-index:251694080;visibility:visible;mso-wrap-style:none;mso-width-percent:0;mso-height-percent:0;mso-wrap-distance-left:9pt;mso-wrap-distance-top:0;mso-wrap-distance-right:9pt;mso-wrap-distance-bottom:0;mso-position-horizontal:absolute;mso-position-horizontal-relative:text;mso-position-vertical:absolute;mso-position-vertical-relative:text;mso-width-percent:0;mso-height-percent:0;mso-width-relative:page;mso-height-relative:page;v-text-anchor:middle" o:gfxdata="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" strokeweight=".26mm">
                             <v:stroke endcap="square"/>
@@ -8551,7 +8629,7 @@
 </file>
 
 <file path=word/endnotes.xml><?xml version="1.0" encoding="utf-8"?>
-<w:endnotes xmlns:wpc="http://schemas.microsoft.com/office/word/2010/wordprocessingCanvas" xmlns:cx="http://schemas.microsoft.com/office/drawing/2014/chartex" xmlns:mc="http://schemas.openxmlformats.org/markup-compatibility/2006" xmlns:o="urn:schemas-microsoft-com:office:office" xmlns:r="http://schemas.openxmlformats.org/officeDocument/2006/relationships" xmlns:m="http://schemas.openxmlformats.org/officeDocument/2006/math" xmlns:v="urn:schemas-microsoft-com:vml" xmlns:wp14="http://schemas.microsoft.com/office/word/2010/wordprocessingDrawing" xmlns:wp="http://schemas.openxmlformats.org/drawingml/2006/wordprocessingDrawing" xmlns:w10="urn:schemas-microsoft-com:office:word" xmlns:w="http://schemas.openxmlformats.org/wordprocessingml/2006/main" xmlns:w14="http://schemas.microsoft.com/office/word/2010/wordml" xmlns:w15="http://schemas.microsoft.com/office/word/2012/wordml" xmlns:w16se="http://schemas.microsoft.com/office/word/2015/wordml/symex" xmlns:wpg="http://schemas.microsoft.com/office/word/2010/wordprocessingGroup" xmlns:wpi="http://schemas.microsoft.com/office/word/2010/wordprocessingInk" xmlns:wne="http://schemas.microsoft.com/office/word/2006/wordml" xmlns:wps="http://schemas.microsoft.com/office/word/2010/wordprocessingShape" mc:Ignorable="w14 w15 w16se wp14">
+<w:endnotes xmlns:wpc="http://schemas.microsoft.com/office/word/2010/wordprocessingCanvas" xmlns:cx="http://schemas.microsoft.com/office/drawing/2014/chartex" xmlns:cx1="http://schemas.microsoft.com/office/drawing/2015/9/8/chartex" xmlns:mc="http://schemas.openxmlformats.org/markup-compatibility/2006" xmlns:o="urn:schemas-microsoft-com:office:office" xmlns:r="http://schemas.openxmlformats.org/officeDocument/2006/relationships" xmlns:m="http://schemas.openxmlformats.org/officeDocument/2006/math" xmlns:v="urn:schemas-microsoft-com:vml" xmlns:wp14="http://schemas.microsoft.com/office/word/2010/wordprocessingDrawing" xmlns:wp="http://schemas.openxmlformats.org/drawingml/2006/wordprocessingDrawing" xmlns:w10="urn:schemas-microsoft-com:office:word" xmlns:w="http://schemas.openxmlformats.org/wordprocessingml/2006/main" xmlns:w14="http://schemas.microsoft.com/office/word/2010/wordml" xmlns:w15="http://schemas.microsoft.com/office/word/2012/wordml" xmlns:w16se="http://schemas.microsoft.com/office/word/2015/wordml/symex" xmlns:wpg="http://schemas.microsoft.com/office/word/2010/wordprocessingGroup" xmlns:wpi="http://schemas.microsoft.com/office/word/2010/wordprocessingInk" xmlns:wne="http://schemas.microsoft.com/office/word/2006/wordml" xmlns:wps="http://schemas.microsoft.com/office/word/2010/wordprocessingShape" mc:Ignorable="w14 w15 w16se wp14">
   <w:endnote w:type="separator" w:id="-1">
     <w:p>
       <w:pPr>
@@ -8576,7 +8654,7 @@
 </file>
 
 <file path=word/footnotes.xml><?xml version="1.0" encoding="utf-8"?>
-<w:footnotes xmlns:wpc="http://schemas.microsoft.com/office/word/2010/wordprocessingCanvas" xmlns:cx="http://schemas.microsoft.com/office/drawing/2014/chartex" xmlns:mc="http://schemas.openxmlformats.org/markup-compatibility/2006" xmlns:o="urn:schemas-microsoft-com:office:office" xmlns:r="http://schemas.openxmlformats.org/officeDocument/2006/relationships" xmlns:m="http://schemas.openxmlformats.org/officeDocument/2006/math" xmlns:v="urn:schemas-microsoft-com:vml" xmlns:wp14="http://schemas.microsoft.com/office/word/2010/wordprocessingDrawing" xmlns:wp="http://schemas.openxmlformats.org/drawingml/2006/wordprocessingDrawing" xmlns:w10="urn:schemas-microsoft-com:office:word" xmlns:w="http://schemas.openxmlformats.org/wordprocessingml/2006/main" xmlns:w14="http://schemas.microsoft.com/office/word/2010/wordml" xmlns:w15="http://schemas.microsoft.com/office/word/2012/wordml" xmlns:w16se="http://schemas.microsoft.com/office/word/2015/wordml/symex" xmlns:wpg="http://schemas.microsoft.com/office/word/2010/wordprocessingGroup" xmlns:wpi="http://schemas.microsoft.com/office/word/2010/wordprocessingInk" xmlns:wne="http://schemas.microsoft.com/office/word/2006/wordml" xmlns:wps="http://schemas.microsoft.com/office/word/2010/wordprocessingShape" mc:Ignorable="w14 w15 w16se wp14">
+<w:footnotes xmlns:wpc="http://schemas.microsoft.com/office/word/2010/wordprocessingCanvas" xmlns:cx="http://schemas.microsoft.com/office/drawing/2014/chartex" xmlns:cx1="http://schemas.microsoft.com/office/drawing/2015/9/8/chartex" xmlns:mc="http://schemas.openxmlformats.org/markup-compatibility/2006" xmlns:o="urn:schemas-microsoft-com:office:office" xmlns:r="http://schemas.openxmlformats.org/officeDocument/2006/relationships" xmlns:m="http://schemas.openxmlformats.org/officeDocument/2006/math" xmlns:v="urn:schemas-microsoft-com:vml" xmlns:wp14="http://schemas.microsoft.com/office/word/2010/wordprocessingDrawing" xmlns:wp="http://schemas.openxmlformats.org/drawingml/2006/wordprocessingDrawing" xmlns:w10="urn:schemas-microsoft-com:office:word" xmlns:w="http://schemas.openxmlformats.org/wordprocessingml/2006/main" xmlns:w14="http://schemas.microsoft.com/office/word/2010/wordml" xmlns:w15="http://schemas.microsoft.com/office/word/2012/wordml" xmlns:w16se="http://schemas.microsoft.com/office/word/2015/wordml/symex" xmlns:wpg="http://schemas.microsoft.com/office/word/2010/wordprocessingGroup" xmlns:wpi="http://schemas.microsoft.com/office/word/2010/wordprocessingInk" xmlns:wne="http://schemas.microsoft.com/office/word/2006/wordml" xmlns:wps="http://schemas.microsoft.com/office/word/2010/wordprocessingShape" mc:Ignorable="w14 w15 w16se wp14">
   <w:footnote w:type="separator" w:id="-1">
     <w:p>
       <w:pPr>
@@ -8918,7 +8996,7 @@
 </file>
 
 <file path=word/header1.xml><?xml version="1.0" encoding="utf-8"?>
-<w:hdr xmlns:wpc="http://schemas.microsoft.com/office/word/2010/wordprocessingCanvas" xmlns:cx="http://schemas.microsoft.com/office/drawing/2014/chartex" xmlns:mc="http://schemas.openxmlformats.org/markup-compatibility/2006" xmlns:o="urn:schemas-microsoft-com:office:office" xmlns:r="http://schemas.openxmlformats.org/officeDocument/2006/relationships" xmlns:m="http://schemas.openxmlformats.org/officeDocument/2006/math" xmlns:v="urn:schemas-microsoft-com:vml" xmlns:wp14="http://schemas.microsoft.com/office/word/2010/wordprocessingDrawing" xmlns:wp="http://schemas.openxmlformats.org/drawingml/2006/wordprocessingDrawing" xmlns:w10="urn:schemas-microsoft-com:office:word" xmlns:w="http://schemas.openxmlformats.org/wordprocessingml/2006/main" xmlns:w14="http://schemas.microsoft.com/office/word/2010/wordml" xmlns:w15="http://schemas.microsoft.com/office/word/2012/wordml" xmlns:w16se="http://schemas.microsoft.com/office/word/2015/wordml/symex" xmlns:wpg="http://schemas.microsoft.com/office/word/2010/wordprocessingGroup" xmlns:wpi="http://schemas.microsoft.com/office/word/2010/wordprocessingInk" xmlns:wne="http://schemas.microsoft.com/office/word/2006/wordml" xmlns:wps="http://schemas.microsoft.com/office/word/2010/wordprocessingShape" mc:Ignorable="w14 w15 w16se wp14">
+<w:hdr xmlns:wpc="http://schemas.microsoft.com/office/word/2010/wordprocessingCanvas" xmlns:cx="http://schemas.microsoft.com/office/drawing/2014/chartex" xmlns:cx1="http://schemas.microsoft.com/office/drawing/2015/9/8/chartex" xmlns:mc="http://schemas.openxmlformats.org/markup-compatibility/2006" xmlns:o="urn:schemas-microsoft-com:office:office" xmlns:r="http://schemas.openxmlformats.org/officeDocument/2006/relationships" xmlns:m="http://schemas.openxmlformats.org/officeDocument/2006/math" xmlns:v="urn:schemas-microsoft-com:vml" xmlns:wp14="http://schemas.microsoft.com/office/word/2010/wordprocessingDrawing" xmlns:wp="http://schemas.openxmlformats.org/drawingml/2006/wordprocessingDrawing" xmlns:w10="urn:schemas-microsoft-com:office:word" xmlns:w="http://schemas.openxmlformats.org/wordprocessingml/2006/main" xmlns:w14="http://schemas.microsoft.com/office/word/2010/wordml" xmlns:w15="http://schemas.microsoft.com/office/word/2012/wordml" xmlns:w16se="http://schemas.microsoft.com/office/word/2015/wordml/symex" xmlns:wpg="http://schemas.microsoft.com/office/word/2010/wordprocessingGroup" xmlns:wpi="http://schemas.microsoft.com/office/word/2010/wordprocessingInk" xmlns:wne="http://schemas.microsoft.com/office/word/2006/wordml" xmlns:wps="http://schemas.microsoft.com/office/word/2010/wordprocessingShape" mc:Ignorable="w14 w15 w16se wp14">
   <w:p>
     <w:pPr>
       <w:pStyle w:val="Header"/>
@@ -8929,7 +9007,7 @@
 </file>
 
 <file path=word/numbering.xml><?xml version="1.0" encoding="utf-8"?>
-<w:numbering xmlns:wpc="http://schemas.microsoft.com/office/word/2010/wordprocessingCanvas" xmlns:cx="http://schemas.microsoft.com/office/drawing/2014/chartex" xmlns:mc="http://schemas.openxmlformats.org/markup-compatibility/2006" xmlns:o="urn:schemas-microsoft-com:office:office" xmlns:r="http://schemas.openxmlformats.org/officeDocument/2006/relationships" xmlns:m="http://schemas.openxmlformats.org/officeDocument/2006/math" xmlns:v="urn:schemas-microsoft-com:vml" xmlns:wp14="http://schemas.microsoft.com/office/word/2010/wordprocessingDrawing" xmlns:wp="http://schemas.openxmlformats.org/drawingml/2006/wordprocessingDrawing" xmlns:w10="urn:schemas-microsoft-com:office:word" xmlns:w="http://schemas.openxmlformats.org/wordprocessingml/2006/main" xmlns:w14="http://schemas.microsoft.com/office/word/2010/wordml" xmlns:w15="http://schemas.microsoft.com/office/word/2012/wordml" xmlns:w16se="http://schemas.microsoft.com/office/word/2015/wordml/symex" xmlns:wpg="http://schemas.microsoft.com/office/word/2010/wordprocessingGroup" xmlns:wpi="http://schemas.microsoft.com/office/word/2010/wordprocessingInk" xmlns:wne="http://schemas.microsoft.com/office/word/2006/wordml" xmlns:wps="http://schemas.microsoft.com/office/word/2010/wordprocessingShape" mc:Ignorable="w14 w15 w16se wp14">
+<w:numbering xmlns:wpc="http://schemas.microsoft.com/office/word/2010/wordprocessingCanvas" xmlns:cx="http://schemas.microsoft.com/office/drawing/2014/chartex" xmlns:cx1="http://schemas.microsoft.com/office/drawing/2015/9/8/chartex" xmlns:mc="http://schemas.openxmlformats.org/markup-compatibility/2006" xmlns:o="urn:schemas-microsoft-com:office:office" xmlns:r="http://schemas.openxmlformats.org/officeDocument/2006/relationships" xmlns:m="http://schemas.openxmlformats.org/officeDocument/2006/math" xmlns:v="urn:schemas-microsoft-com:vml" xmlns:wp14="http://schemas.microsoft.com/office/word/2010/wordprocessingDrawing" xmlns:wp="http://schemas.openxmlformats.org/drawingml/2006/wordprocessingDrawing" xmlns:w10="urn:schemas-microsoft-com:office:word" xmlns:w="http://schemas.openxmlformats.org/wordprocessingml/2006/main" xmlns:w14="http://schemas.microsoft.com/office/word/2010/wordml" xmlns:w15="http://schemas.microsoft.com/office/word/2012/wordml" xmlns:w16se="http://schemas.microsoft.com/office/word/2015/wordml/symex" xmlns:wpg="http://schemas.microsoft.com/office/word/2010/wordprocessingGroup" xmlns:wpi="http://schemas.microsoft.com/office/word/2010/wordprocessingInk" xmlns:wne="http://schemas.microsoft.com/office/word/2006/wordml" xmlns:wps="http://schemas.microsoft.com/office/word/2010/wordprocessingShape" mc:Ignorable="w14 w15 w16se wp14">
   <w:abstractNum w:abstractNumId="0" w15:restartNumberingAfterBreak="0">
     <w:nsid w:val="0616378E"/>
     <w:multiLevelType w:val="hybridMultilevel"/>
